--- a/static/downloads/es/docx/layer-2/decision-matrix.docx
+++ b/static/downloads/es/docx/layer-2/decision-matrix.docx
@@ -87,7 +87,7 @@
         <w:t xml:space="preserve"> </w:t>
       </w:r>
       <w:r>
-        <w:t xml:space="preserve">2026-06-26</w:t>
+        <w:t xml:space="preserve">2026-07-07</w:t>
       </w:r>
     </w:p>
     <w:p>
@@ -252,10 +252,10 @@
     </w:p>
     <w:p>
       <w:pPr>
-        <w:pStyle w:val="BlockText"/>
-      </w:pPr>
-      <w:r>
-        <w:t xml:space="preserve">Asigna cada tipo de decisión y dominio a un rol o cuerpo autorizado, mecanismo, umbral y vía de escalamiento. Las decisiones tomadas fuera de esta matriz se consideran inválidas.</w:t>
+        <w:pStyle w:val="FirstParagraph"/>
+      </w:pPr>
+      <w:r>
+        <w:t xml:space="preserve">&gt; Asigna cada tipo de decisión y dominio a un rol o cuerpo autorizado, mecanismo, umbral y vía de escalamiento. Las decisiones tomadas fuera de esta matriz se consideran inválidas.</w:t>
       </w:r>
     </w:p>
     <w:p>
@@ -353,8 +353,14 @@
     </w:p>
     <w:p>
       <w:pPr>
-        <w:pStyle w:val="BlockText"/>
-      </w:pPr>
+        <w:pStyle w:val="BodyText"/>
+      </w:pPr>
+      <w:r>
+        <w:t xml:space="preserve">&gt;</w:t>
+      </w:r>
+      <w:r>
+        <w:t xml:space="preserve"> </w:t>
+      </w:r>
       <w:r>
         <w:rPr>
           <w:b/>
@@ -362,19 +368,29 @@
         </w:rPr>
         <w:t xml:space="preserve">Justificación — ¿Por qué fijar mecanismo, umbral y plazos</w:t>
       </w:r>
-    </w:p>
-    <w:p>
-      <w:pPr>
-        <w:pStyle w:val="BlockText"/>
-      </w:pPr>
-      <w:r>
-        <w:t xml:space="preserve">Una votación sin un mecanismo, umbral y período de deliberación predefinidos es una invitación a fabricar resultados después del hecho — quien cuenta los votos o establece el plazo gana. Declarar estos parámetros de antemano hace que cada decisión colectiva sea reproducible y contestable en los mismos términos, independientemente de quién esté presente.</w:t>
-      </w:r>
-    </w:p>
-    <w:p>
-      <w:pPr>
-        <w:pStyle w:val="BlockText"/>
-      </w:pPr>
+      <w:r>
+        <w:t xml:space="preserve"> </w:t>
+      </w:r>
+      <w:r>
+        <w:t xml:space="preserve">&gt;</w:t>
+      </w:r>
+      <w:r>
+        <w:t xml:space="preserve"> </w:t>
+      </w:r>
+      <w:r>
+        <w:t xml:space="preserve">&gt; Una votación sin un mecanismo, umbral y período de deliberación predefinidos es una invitación a fabricar resultados después del hecho — quien cuenta los votos o establece el plazo gana. Declarar estos parámetros de antemano hace que cada decisión colectiva sea reproducible y contestable en los mismos términos, independientemente de quién esté presente.</w:t>
+      </w:r>
+    </w:p>
+    <w:p>
+      <w:pPr>
+        <w:pStyle w:val="BodyText"/>
+      </w:pPr>
+      <w:r>
+        <w:t xml:space="preserve">&gt;</w:t>
+      </w:r>
+      <w:r>
+        <w:t xml:space="preserve"> </w:t>
+      </w:r>
       <w:r>
         <w:rPr>
           <w:b/>
@@ -382,13 +398,17 @@
         </w:rPr>
         <w:t xml:space="preserve">Instrucciones — Cómo rellenar esto</w:t>
       </w:r>
-    </w:p>
-    <w:p>
-      <w:pPr>
-        <w:pStyle w:val="BlockText"/>
-      </w:pPr>
-      <w:r>
-        <w:t xml:space="preserve">Indica la plataforma de votación, el umbral para cada tipo de decisión, el período de deliberación, la regla de empate, la regla de re-votación, y cualquier límite de gasto o alcance de autoridad delegada.</w:t>
+      <w:r>
+        <w:t xml:space="preserve"> </w:t>
+      </w:r>
+      <w:r>
+        <w:t xml:space="preserve">&gt;</w:t>
+      </w:r>
+      <w:r>
+        <w:t xml:space="preserve"> </w:t>
+      </w:r>
+      <w:r>
+        <w:t xml:space="preserve">&gt; Indica la plataforma de votación, el umbral para cada tipo de decisión, el período de deliberación, la regla de empate, la regla de re-votación, y cualquier límite de gasto o alcance de autoridad delegada.</w:t>
       </w:r>
     </w:p>
     <w:p>
@@ -735,8 +755,14 @@
     </w:p>
     <w:p>
       <w:pPr>
-        <w:pStyle w:val="BlockText"/>
-      </w:pPr>
+        <w:pStyle w:val="BodyText"/>
+      </w:pPr>
+      <w:r>
+        <w:t xml:space="preserve">&gt;</w:t>
+      </w:r>
+      <w:r>
+        <w:t xml:space="preserve"> </w:t>
+      </w:r>
       <w:r>
         <w:rPr>
           <w:b/>
@@ -744,19 +770,29 @@
         </w:rPr>
         <w:t xml:space="preserve">Justificación — ¿Por qué una única matriz autoritativa</w:t>
       </w:r>
-    </w:p>
-    <w:p>
-      <w:pPr>
-        <w:pStyle w:val="BlockText"/>
-      </w:pPr>
-      <w:r>
-        <w:t xml:space="preserve">Si las reglas sobre quién decide qué viven en la cabeza de las personas, la autoridad se convierte en lo que diga la persona más ruidosa o con más antigüedad. Una matriz pública que vincule cada decisión a un dominio, cuerpo, mecanismo y umbral hace visible la acción fuera de alcance en el momento en que ocurre — y hace que cualquier decisión tomada fuera de ella sea inválida por construcción.</w:t>
-      </w:r>
-    </w:p>
-    <w:p>
-      <w:pPr>
-        <w:pStyle w:val="BlockText"/>
-      </w:pPr>
+      <w:r>
+        <w:t xml:space="preserve"> </w:t>
+      </w:r>
+      <w:r>
+        <w:t xml:space="preserve">&gt;</w:t>
+      </w:r>
+      <w:r>
+        <w:t xml:space="preserve"> </w:t>
+      </w:r>
+      <w:r>
+        <w:t xml:space="preserve">&gt; Si las reglas sobre quién decide qué viven en la cabeza de las personas, la autoridad se convierte en lo que diga la persona más ruidosa o con más antigüedad. Una matriz pública que vincule cada decisión a un dominio, cuerpo, mecanismo y umbral hace visible la acción fuera de alcance en el momento en que ocurre — y hace que cualquier decisión tomada fuera de ella sea inválida por construcción.</w:t>
+      </w:r>
+    </w:p>
+    <w:p>
+      <w:pPr>
+        <w:pStyle w:val="BodyText"/>
+      </w:pPr>
+      <w:r>
+        <w:t xml:space="preserve">&gt;</w:t>
+      </w:r>
+      <w:r>
+        <w:t xml:space="preserve"> </w:t>
+      </w:r>
       <w:r>
         <w:rPr>
           <w:b/>
@@ -764,13 +800,17 @@
         </w:rPr>
         <w:t xml:space="preserve">Instrucciones — Cómo rellenar esto</w:t>
       </w:r>
-    </w:p>
-    <w:p>
-      <w:pPr>
-        <w:pStyle w:val="BlockText"/>
-      </w:pPr>
-      <w:r>
-        <w:t xml:space="preserve">Para cada dominio de decisión (membresía, tesorería, plataforma, alianzas, gobernanza, etc.), establece el tipo de decisión, el cuerpo autorizado, quién puede participar, el mecanismo, el umbral, las condiciones de bloqueo y la vía de escalamiento.</w:t>
+      <w:r>
+        <w:t xml:space="preserve"> </w:t>
+      </w:r>
+      <w:r>
+        <w:t xml:space="preserve">&gt;</w:t>
+      </w:r>
+      <w:r>
+        <w:t xml:space="preserve"> </w:t>
+      </w:r>
+      <w:r>
+        <w:t xml:space="preserve">&gt; Para cada dominio de decisión (membresía, tesorería, plataforma, alianzas, gobernanza, etc.), establece el tipo de decisión, el cuerpo autorizado, quién puede participar, el mecanismo, el umbral, las condiciones de bloqueo y la vía de escalamiento.</w:t>
       </w:r>
     </w:p>
     <w:tbl>
@@ -919,6 +959,13 @@
             <w:pPr>
               <w:pStyle w:val="Compact"/>
             </w:pPr>
+            <w:r>
+              <w:rPr>
+                <w:i/>
+                <w:iCs/>
+              </w:rPr>
+              <w:t xml:space="preserve">&lt;rol o cuerpo&gt;</w:t>
+            </w:r>
           </w:p>
         </w:tc>
         <w:tc>
@@ -957,14 +1004,28 @@
             <w:pPr>
               <w:pStyle w:val="Compact"/>
             </w:pPr>
-          </w:p>
-        </w:tc>
-        <w:tc>
-          <w:tcPr/>
-          <w:p>
-            <w:pPr>
-              <w:pStyle w:val="Compact"/>
-            </w:pPr>
+            <w:r>
+              <w:rPr>
+                <w:i/>
+                <w:iCs/>
+              </w:rPr>
+              <w:t xml:space="preserve">&lt;umbral&gt;</w:t>
+            </w:r>
+          </w:p>
+        </w:tc>
+        <w:tc>
+          <w:tcPr/>
+          <w:p>
+            <w:pPr>
+              <w:pStyle w:val="Compact"/>
+            </w:pPr>
+            <w:r>
+              <w:rPr>
+                <w:i/>
+                <w:iCs/>
+              </w:rPr>
+              <w:t xml:space="preserve">&lt;condiciones de bloqueo&gt;</w:t>
+            </w:r>
           </w:p>
         </w:tc>
         <w:tc>
@@ -1249,6 +1310,13 @@
             <w:pPr>
               <w:pStyle w:val="Compact"/>
             </w:pPr>
+            <w:r>
+              <w:rPr>
+                <w:i/>
+                <w:iCs/>
+              </w:rPr>
+              <w:t xml:space="preserve">&lt;Constitucional&gt;</w:t>
+            </w:r>
           </w:p>
         </w:tc>
         <w:tc>
@@ -1364,6 +1432,13 @@
             <w:pPr>
               <w:pStyle w:val="Compact"/>
             </w:pPr>
+            <w:r>
+              <w:rPr>
+                <w:i/>
+                <w:iCs/>
+              </w:rPr>
+              <w:t xml:space="preserve">&lt;Constitucional&gt;</w:t>
+            </w:r>
           </w:p>
         </w:tc>
         <w:tc>
@@ -1460,8 +1535,14 @@
     </w:tbl>
     <w:p>
       <w:pPr>
-        <w:pStyle w:val="BlockText"/>
-      </w:pPr>
+        <w:pStyle w:val="BodyText"/>
+      </w:pPr>
+      <w:r>
+        <w:t xml:space="preserve">&gt;</w:t>
+      </w:r>
+      <w:r>
+        <w:t xml:space="preserve"> </w:t>
+      </w:r>
       <w:r>
         <w:rPr>
           <w:b/>
@@ -1613,8 +1694,14 @@
     </w:p>
     <w:p>
       <w:pPr>
-        <w:pStyle w:val="BlockText"/>
-      </w:pPr>
+        <w:pStyle w:val="BodyText"/>
+      </w:pPr>
+      <w:r>
+        <w:t xml:space="preserve">&gt;</w:t>
+      </w:r>
+      <w:r>
+        <w:t xml:space="preserve"> </w:t>
+      </w:r>
       <w:r>
         <w:rPr>
           <w:b/>
@@ -1622,19 +1709,29 @@
         </w:rPr>
         <w:t xml:space="preserve">Justificación — ¿Por qué clasificar cada decisión</w:t>
       </w:r>
-    </w:p>
-    <w:p>
-      <w:pPr>
-        <w:pStyle w:val="BlockText"/>
-      </w:pPr>
-      <w:r>
-        <w:t xml:space="preserve">Sin un tipo, cada decisión se maneja a la velocidad y con el escrutinio que convenga en el momento — los cambios rutinarios se estancan en debates, y los cambios constitucionales pasan desapercibidos. Los tipos fijos vinculan el peso de una decisión al proceso que DEBE superar, y la regla de tipo superior por defecto cierra la brecha donde la ambigüedad de otro modo sería explotada.</w:t>
-      </w:r>
-    </w:p>
-    <w:p>
-      <w:pPr>
-        <w:pStyle w:val="BlockText"/>
-      </w:pPr>
+      <w:r>
+        <w:t xml:space="preserve"> </w:t>
+      </w:r>
+      <w:r>
+        <w:t xml:space="preserve">&gt;</w:t>
+      </w:r>
+      <w:r>
+        <w:t xml:space="preserve"> </w:t>
+      </w:r>
+      <w:r>
+        <w:t xml:space="preserve">&gt; Sin un tipo, cada decisión se maneja a la velocidad y con el escrutinio que convenga en el momento — los cambios rutinarios se estancan en debates, y los cambios constitucionales pasan desapercibidos. Los tipos fijos vinculan el peso de una decisión al proceso que DEBE superar, y la regla de tipo superior por defecto cierra la brecha donde la ambigüedad de otro modo sería explotada.</w:t>
+      </w:r>
+    </w:p>
+    <w:p>
+      <w:pPr>
+        <w:pStyle w:val="BodyText"/>
+      </w:pPr>
+      <w:r>
+        <w:t xml:space="preserve">&gt;</w:t>
+      </w:r>
+      <w:r>
+        <w:t xml:space="preserve"> </w:t>
+      </w:r>
       <w:r>
         <w:rPr>
           <w:b/>
@@ -1642,13 +1739,17 @@
         </w:rPr>
         <w:t xml:space="preserve">Instrucciones — Cómo rellenar esto</w:t>
       </w:r>
-    </w:p>
-    <w:p>
-      <w:pPr>
-        <w:pStyle w:val="BlockText"/>
-      </w:pPr>
-      <w:r>
-        <w:t xml:space="preserve">Define cada tipo de decisión según lo que abarca, quién la ejecuta, qué proceso requiere y cómo se resuelven las disputas sobre la clasificación.</w:t>
+      <w:r>
+        <w:t xml:space="preserve"> </w:t>
+      </w:r>
+      <w:r>
+        <w:t xml:space="preserve">&gt;</w:t>
+      </w:r>
+      <w:r>
+        <w:t xml:space="preserve"> </w:t>
+      </w:r>
+      <w:r>
+        <w:t xml:space="preserve">&gt; Define cada tipo de decisión según lo que abarca, quién la ejecuta, qué proceso requiere y cómo se resuelven las disputas sobre la clasificación.</w:t>
       </w:r>
     </w:p>
     <w:p>
@@ -1749,10 +1850,10 @@
     </w:p>
     <w:p>
       <w:pPr>
-        <w:pStyle w:val="BlockText"/>
-      </w:pPr>
-      <w:r>
-        <w:t xml:space="preserve">Si una decisión no puede clasificarse claramente, se aplica por defecto el tipo de mayor impacto.</w:t>
+        <w:pStyle w:val="FirstParagraph"/>
+      </w:pPr>
+      <w:r>
+        <w:t xml:space="preserve">&gt; Si una decisión no puede clasificarse claramente, se aplica por defecto el tipo de mayor impacto.</w:t>
       </w:r>
     </w:p>
     <w:p>
@@ -1789,6 +1890,9 @@
       </w:r>
       <w:r>
         <w:t xml:space="preserve"> </w:t>
+      </w:r>
+      <w:r>
+        <w:t xml:space="preserve">&lt;AAAA-MM-DD&gt;</w:t>
       </w:r>
     </w:p>
     <w:p>

--- a/static/downloads/es/docx/layer-2/decision-matrix.docx
+++ b/static/downloads/es/docx/layer-2/decision-matrix.docx
@@ -87,7 +87,7 @@
         <w:t xml:space="preserve"> </w:t>
       </w:r>
       <w:r>
-        <w:t xml:space="preserve">2026-07-07</w:t>
+        <w:t xml:space="preserve">2026-08-31</w:t>
       </w:r>
     </w:p>
     <w:p>
@@ -300,6 +300,30 @@
             <w:iCs/>
           </w:rPr>
           <w:t xml:space="preserve">4.2.1</w:t>
+        </w:r>
+      </w:hyperlink>
+      <w:r>
+        <w:rPr>
+          <w:i/>
+          <w:iCs/>
+        </w:rPr>
+        <w:t xml:space="preserve">,</w:t>
+      </w:r>
+      <w:r>
+        <w:rPr>
+          <w:i/>
+          <w:iCs/>
+        </w:rPr>
+        <w:t xml:space="preserve"> </w:t>
+      </w:r>
+      <w:hyperlink r:id="rId14">
+        <w:r>
+          <w:rPr>
+            <w:rStyle w:val="Hyperlink"/>
+            <w:i/>
+            <w:iCs/>
+          </w:rPr>
+          <w:t xml:space="preserve">4.2.2</w:t>
         </w:r>
       </w:hyperlink>
       <w:r>
